--- a/printables/u04/01-日常计算/u04-日常计算-15min-模板.docx
+++ b/printables/u04/01-日常计算/u04-日常计算-15min-模板.docx
@@ -29,7 +29,7 @@
           <w:color w:val="0F5F8A"/>
           <w:sz w:val="26"/>
         </w:rPr>
-        <w:t>四上 · 数量关系 · 日常计算练习</w:t>
+        <w:t>四上 · 三位数乘两位数 · 日常计算练习</w:t>
       </w:r>
     </w:p>
     <w:p>
@@ -44,7 +44,7 @@
           <w:color w:val="1E7EB8"/>
           <w:sz w:val="18"/>
         </w:rPr>
-        <w:t>限时 约 15 分钟　|　三类关系式填空与口算　|　番茄钟自计时</w:t>
+        <w:t>限时 约 15 分钟　|　两位数×一位数、整十乘、口算积　|　番茄钟自计时</w:t>
       </w:r>
     </w:p>
     <w:p>
